--- a/paper/4_Assessment/Abstract.docx
+++ b/paper/4_Assessment/Abstract.docx
@@ -38,7 +38,28 @@
         <w:rPr>
           <w:rFonts w:asciiTheme="majorBidi" w:hAnsiTheme="majorBidi" w:cstheme="majorBidi"/>
         </w:rPr>
-        <w:t>Traditional interoceptive questionnaires show poor convergence, suggesting they tap distinct constructs. The Interoceptive Accuracy Scale (IAS), developed to separate accuracy from attention, is increasingly popular but psychometrically underexplored. Using a mega-analytic approach across 17 datasets (N &gt; 33,000), we present the most comprehensive evaluation of the IAS to date, covering its factor structure (Study 1) and dispositional correlates (Study 2). Study 1 triangulated results across multiple dimensionality-reduction algorithms, identifying a stable 14-item core organized into 7 distinct item pairs linked to bodily sensations (e.g., Hunger–Thirst). Study 2 examined relationships between the IAS and mood, anxiety, psychopathology, neurodevelopmental traits, personality, and belief-related constructs, finding adaptive traits positively associated and maladaptive traits negatively associated with interoceptive scores. The 14-item version performed comparably to the original 21-item scale, with item-pairing enhancing interpretability; the Hungry-Thirsty and Bruise-Blood-sugar pairs showed the strongest associations. These findings support self-perceived interoceptive ability as a differentiated, system-specific construct.</w:t>
+        <w:t>Traditional interoceptive questionnaires show poor convergence, suggesting they tap distinct constructs. The Interoceptive Accuracy Scale (IAS), developed to separate accuracy from attention, is increasingly popular but psychometrically underexplored. Using a mega-analytic approach across 17 datasets (N &gt; 33,000), we present the most comprehensive evaluation of the IAS to date, covering its factor structure (Study 1) and dispositional correlates (Study 2). Study 1 triangulated results across multiple dimensionality-reduction algorithms, identifying a stable 14-item core organized into 7 distinct item pairs linked to bodily sensations (e.g., Hunger–Thirst</w:t>
+      </w:r>
+      <w:r>
+        <w:rPr>
+          <w:rFonts w:asciiTheme="majorBidi" w:hAnsiTheme="majorBidi" w:cstheme="majorBidi"/>
+        </w:rPr>
+        <w:t>,</w:t>
+      </w:r>
+      <w:r>
+        <w:t xml:space="preserve"> </w:t>
+      </w:r>
+      <w:r>
+        <w:rPr>
+          <w:rFonts w:asciiTheme="majorBidi" w:hAnsiTheme="majorBidi" w:cstheme="majorBidi"/>
+        </w:rPr>
+        <w:t>Cough–Sneeze</w:t>
+      </w:r>
+      <w:r>
+        <w:rPr>
+          <w:rFonts w:asciiTheme="majorBidi" w:hAnsiTheme="majorBidi" w:cstheme="majorBidi"/>
+        </w:rPr>
+        <w:t>). Study 2 examined relationships between the IAS and mood, anxiety, psychopathology, neurodevelopmental traits, personality, and belief-related constructs, finding adaptive traits positively associated and maladaptive traits negatively associated with interoceptive scores. The 14-item version performed comparably to the original 21-item scale, with item-pairing enhancing interpretability; the Hungry-Thirsty and Bruise-Blood-sugar pairs showed the strongest associations. These findings support self-perceived interoceptive ability as a differentiated, system-specific construct.</w:t>
       </w:r>
     </w:p>
     <w:p>
